--- a/doc/【学校用】県学調ダッシュボード_マニュアル.docx
+++ b/doc/【学校用】県学調ダッシュボード_マニュアル.docx
@@ -365,7 +365,7 @@
         </w:rPr>
         <w:fldChar w:fldCharType="separate"/>
       </w:r>
-      <w:hyperlink w:anchor="_Toc240882878" w:history="1">
+      <w:hyperlink w:anchor="_Toc241087915" w:history="1">
         <w:r>
           <w:rPr>
             <w:rStyle w:val="ae"/>
@@ -399,7 +399,7 @@
             <w:noProof/>
             <w:webHidden/>
           </w:rPr>
-          <w:instrText xml:space="preserve"> PAGEREF _Toc240882878 \h </w:instrText>
+          <w:instrText xml:space="preserve"> PAGEREF _Toc241087915 \h </w:instrText>
         </w:r>
         <w:r>
           <w:rPr>
@@ -443,7 +443,7 @@
           <w14:ligatures w14:val="standardContextual"/>
         </w:rPr>
       </w:pPr>
-      <w:hyperlink w:anchor="_Toc240882879" w:history="1">
+      <w:hyperlink w:anchor="_Toc241087916" w:history="1">
         <w:r>
           <w:rPr>
             <w:rStyle w:val="ae"/>
@@ -477,7 +477,7 @@
             <w:noProof/>
             <w:webHidden/>
           </w:rPr>
-          <w:instrText xml:space="preserve"> PAGEREF _Toc240882879 \h </w:instrText>
+          <w:instrText xml:space="preserve"> PAGEREF _Toc241087916 \h </w:instrText>
         </w:r>
         <w:r>
           <w:rPr>
@@ -521,7 +521,7 @@
           <w14:ligatures w14:val="standardContextual"/>
         </w:rPr>
       </w:pPr>
-      <w:hyperlink w:anchor="_Toc240882880" w:history="1">
+      <w:hyperlink w:anchor="_Toc241087917" w:history="1">
         <w:r>
           <w:rPr>
             <w:rStyle w:val="ae"/>
@@ -555,7 +555,7 @@
             <w:noProof/>
             <w:webHidden/>
           </w:rPr>
-          <w:instrText xml:space="preserve"> PAGEREF _Toc240882880 \h </w:instrText>
+          <w:instrText xml:space="preserve"> PAGEREF _Toc241087917 \h </w:instrText>
         </w:r>
         <w:r>
           <w:rPr>
@@ -599,7 +599,7 @@
           <w14:ligatures w14:val="standardContextual"/>
         </w:rPr>
       </w:pPr>
-      <w:hyperlink w:anchor="_Toc240882881" w:history="1">
+      <w:hyperlink w:anchor="_Toc241087918" w:history="1">
         <w:r>
           <w:rPr>
             <w:rStyle w:val="ae"/>
@@ -633,7 +633,7 @@
             <w:noProof/>
             <w:webHidden/>
           </w:rPr>
-          <w:instrText xml:space="preserve"> PAGEREF _Toc240882881 \h </w:instrText>
+          <w:instrText xml:space="preserve"> PAGEREF _Toc241087918 \h </w:instrText>
         </w:r>
         <w:r>
           <w:rPr>
@@ -677,7 +677,7 @@
           <w14:ligatures w14:val="standardContextual"/>
         </w:rPr>
       </w:pPr>
-      <w:hyperlink w:anchor="_Toc240882882" w:history="1">
+      <w:hyperlink w:anchor="_Toc241087919" w:history="1">
         <w:r>
           <w:rPr>
             <w:rStyle w:val="ae"/>
@@ -711,7 +711,7 @@
             <w:noProof/>
             <w:webHidden/>
           </w:rPr>
-          <w:instrText xml:space="preserve"> PAGEREF _Toc240882882 \h </w:instrText>
+          <w:instrText xml:space="preserve"> PAGEREF _Toc241087919 \h </w:instrText>
         </w:r>
         <w:r>
           <w:rPr>
@@ -755,7 +755,7 @@
           <w14:ligatures w14:val="standardContextual"/>
         </w:rPr>
       </w:pPr>
-      <w:hyperlink w:anchor="_Toc240882883" w:history="1">
+      <w:hyperlink w:anchor="_Toc241087920" w:history="1">
         <w:r>
           <w:rPr>
             <w:rStyle w:val="ae"/>
@@ -789,7 +789,7 @@
             <w:noProof/>
             <w:webHidden/>
           </w:rPr>
-          <w:instrText xml:space="preserve"> PAGEREF _Toc240882883 \h </w:instrText>
+          <w:instrText xml:space="preserve"> PAGEREF _Toc241087920 \h </w:instrText>
         </w:r>
         <w:r>
           <w:rPr>
@@ -834,7 +834,7 @@
           <w14:ligatures w14:val="standardContextual"/>
         </w:rPr>
       </w:pPr>
-      <w:hyperlink w:anchor="_Toc240882884" w:history="1">
+      <w:hyperlink w:anchor="_Toc241087921" w:history="1">
         <w:r>
           <w:rPr>
             <w:rStyle w:val="ae"/>
@@ -868,7 +868,7 @@
             <w:noProof/>
             <w:webHidden/>
           </w:rPr>
-          <w:instrText xml:space="preserve"> PAGEREF _Toc240882884 \h </w:instrText>
+          <w:instrText xml:space="preserve"> PAGEREF _Toc241087921 \h </w:instrText>
         </w:r>
         <w:r>
           <w:rPr>
@@ -912,7 +912,7 @@
           <w14:ligatures w14:val="standardContextual"/>
         </w:rPr>
       </w:pPr>
-      <w:hyperlink w:anchor="_Toc240882885" w:history="1">
+      <w:hyperlink w:anchor="_Toc241087922" w:history="1">
         <w:r>
           <w:rPr>
             <w:rStyle w:val="ae"/>
@@ -946,7 +946,7 @@
             <w:noProof/>
             <w:webHidden/>
           </w:rPr>
-          <w:instrText xml:space="preserve"> PAGEREF _Toc240882885 \h </w:instrText>
+          <w:instrText xml:space="preserve"> PAGEREF _Toc241087922 \h </w:instrText>
         </w:r>
         <w:r>
           <w:rPr>
@@ -990,7 +990,7 @@
           <w14:ligatures w14:val="standardContextual"/>
         </w:rPr>
       </w:pPr>
-      <w:hyperlink w:anchor="_Toc240882886" w:history="1">
+      <w:hyperlink w:anchor="_Toc241087923" w:history="1">
         <w:r>
           <w:rPr>
             <w:rStyle w:val="ae"/>
@@ -1024,7 +1024,7 @@
             <w:noProof/>
             <w:webHidden/>
           </w:rPr>
-          <w:instrText xml:space="preserve"> PAGEREF _Toc240882886 \h </w:instrText>
+          <w:instrText xml:space="preserve"> PAGEREF _Toc241087923 \h </w:instrText>
         </w:r>
         <w:r>
           <w:rPr>
@@ -1068,7 +1068,7 @@
           <w14:ligatures w14:val="standardContextual"/>
         </w:rPr>
       </w:pPr>
-      <w:hyperlink w:anchor="_Toc240882887" w:history="1">
+      <w:hyperlink w:anchor="_Toc241087924" w:history="1">
         <w:r>
           <w:rPr>
             <w:rStyle w:val="ae"/>
@@ -1102,7 +1102,7 @@
             <w:noProof/>
             <w:webHidden/>
           </w:rPr>
-          <w:instrText xml:space="preserve"> PAGEREF _Toc240882887 \h </w:instrText>
+          <w:instrText xml:space="preserve"> PAGEREF _Toc241087924 \h </w:instrText>
         </w:r>
         <w:r>
           <w:rPr>
@@ -1146,7 +1146,7 @@
           <w14:ligatures w14:val="standardContextual"/>
         </w:rPr>
       </w:pPr>
-      <w:hyperlink w:anchor="_Toc240882888" w:history="1">
+      <w:hyperlink w:anchor="_Toc241087925" w:history="1">
         <w:r>
           <w:rPr>
             <w:rStyle w:val="ae"/>
@@ -1180,7 +1180,7 @@
             <w:noProof/>
             <w:webHidden/>
           </w:rPr>
-          <w:instrText xml:space="preserve"> PAGEREF _Toc240882888 \h </w:instrText>
+          <w:instrText xml:space="preserve"> PAGEREF _Toc241087925 \h </w:instrText>
         </w:r>
         <w:r>
           <w:rPr>
@@ -1224,7 +1224,7 @@
           <w14:ligatures w14:val="standardContextual"/>
         </w:rPr>
       </w:pPr>
-      <w:hyperlink w:anchor="_Toc240882889" w:history="1">
+      <w:hyperlink w:anchor="_Toc241087926" w:history="1">
         <w:r>
           <w:rPr>
             <w:rStyle w:val="ae"/>
@@ -1258,7 +1258,7 @@
             <w:noProof/>
             <w:webHidden/>
           </w:rPr>
-          <w:instrText xml:space="preserve"> PAGEREF _Toc240882889 \h </w:instrText>
+          <w:instrText xml:space="preserve"> PAGEREF _Toc241087926 \h </w:instrText>
         </w:r>
         <w:r>
           <w:rPr>
@@ -1302,7 +1302,7 @@
           <w14:ligatures w14:val="standardContextual"/>
         </w:rPr>
       </w:pPr>
-      <w:hyperlink w:anchor="_Toc240882890" w:history="1">
+      <w:hyperlink w:anchor="_Toc241087927" w:history="1">
         <w:r>
           <w:rPr>
             <w:rStyle w:val="ae"/>
@@ -1336,7 +1336,7 @@
             <w:noProof/>
             <w:webHidden/>
           </w:rPr>
-          <w:instrText xml:space="preserve"> PAGEREF _Toc240882890 \h </w:instrText>
+          <w:instrText xml:space="preserve"> PAGEREF _Toc241087927 \h </w:instrText>
         </w:r>
         <w:r>
           <w:rPr>
@@ -1380,7 +1380,7 @@
           <w14:ligatures w14:val="standardContextual"/>
         </w:rPr>
       </w:pPr>
-      <w:hyperlink w:anchor="_Toc240882891" w:history="1">
+      <w:hyperlink w:anchor="_Toc241087928" w:history="1">
         <w:r>
           <w:rPr>
             <w:rStyle w:val="ae"/>
@@ -1422,7 +1422,7 @@
             <w:noProof/>
             <w:webHidden/>
           </w:rPr>
-          <w:instrText xml:space="preserve"> PAGEREF _Toc240882891 \h </w:instrText>
+          <w:instrText xml:space="preserve"> PAGEREF _Toc241087928 \h </w:instrText>
         </w:r>
         <w:r>
           <w:rPr>
@@ -1466,7 +1466,7 @@
           <w14:ligatures w14:val="standardContextual"/>
         </w:rPr>
       </w:pPr>
-      <w:hyperlink w:anchor="_Toc240882892" w:history="1">
+      <w:hyperlink w:anchor="_Toc241087929" w:history="1">
         <w:r>
           <w:rPr>
             <w:rStyle w:val="ae"/>
@@ -1514,7 +1514,7 @@
             <w:noProof/>
             <w:webHidden/>
           </w:rPr>
-          <w:instrText xml:space="preserve"> PAGEREF _Toc240882892 \h </w:instrText>
+          <w:instrText xml:space="preserve"> PAGEREF _Toc241087929 \h </w:instrText>
         </w:r>
         <w:r>
           <w:rPr>
@@ -1558,7 +1558,7 @@
           <w14:ligatures w14:val="standardContextual"/>
         </w:rPr>
       </w:pPr>
-      <w:hyperlink w:anchor="_Toc240882893" w:history="1">
+      <w:hyperlink w:anchor="_Toc241087930" w:history="1">
         <w:r>
           <w:rPr>
             <w:rStyle w:val="ae"/>
@@ -1592,7 +1592,7 @@
             <w:noProof/>
             <w:webHidden/>
           </w:rPr>
-          <w:instrText xml:space="preserve"> PAGEREF _Toc240882893 \h </w:instrText>
+          <w:instrText xml:space="preserve"> PAGEREF _Toc241087930 \h </w:instrText>
         </w:r>
         <w:r>
           <w:rPr>
@@ -1636,7 +1636,7 @@
           <w14:ligatures w14:val="standardContextual"/>
         </w:rPr>
       </w:pPr>
-      <w:hyperlink w:anchor="_Toc240882894" w:history="1">
+      <w:hyperlink w:anchor="_Toc241087931" w:history="1">
         <w:r>
           <w:rPr>
             <w:rStyle w:val="ae"/>
@@ -1670,7 +1670,7 @@
             <w:noProof/>
             <w:webHidden/>
           </w:rPr>
-          <w:instrText xml:space="preserve"> PAGEREF _Toc240882894 \h </w:instrText>
+          <w:instrText xml:space="preserve"> PAGEREF _Toc241087931 \h </w:instrText>
         </w:r>
         <w:r>
           <w:rPr>
@@ -1714,7 +1714,7 @@
           <w14:ligatures w14:val="standardContextual"/>
         </w:rPr>
       </w:pPr>
-      <w:hyperlink w:anchor="_Toc240882895" w:history="1">
+      <w:hyperlink w:anchor="_Toc241087932" w:history="1">
         <w:r>
           <w:rPr>
             <w:rStyle w:val="ae"/>
@@ -1756,7 +1756,7 @@
             <w:noProof/>
             <w:webHidden/>
           </w:rPr>
-          <w:instrText xml:space="preserve"> PAGEREF _Toc240882895 \h </w:instrText>
+          <w:instrText xml:space="preserve"> PAGEREF _Toc241087932 \h </w:instrText>
         </w:r>
         <w:r>
           <w:rPr>
@@ -1800,7 +1800,7 @@
           <w14:ligatures w14:val="standardContextual"/>
         </w:rPr>
       </w:pPr>
-      <w:hyperlink w:anchor="_Toc240882896" w:history="1">
+      <w:hyperlink w:anchor="_Toc241087933" w:history="1">
         <w:r>
           <w:rPr>
             <w:rStyle w:val="ae"/>
@@ -1842,7 +1842,7 @@
             <w:noProof/>
             <w:webHidden/>
           </w:rPr>
-          <w:instrText xml:space="preserve"> PAGEREF _Toc240882896 \h </w:instrText>
+          <w:instrText xml:space="preserve"> PAGEREF _Toc241087933 \h </w:instrText>
         </w:r>
         <w:r>
           <w:rPr>
@@ -1886,7 +1886,7 @@
           <w14:ligatures w14:val="standardContextual"/>
         </w:rPr>
       </w:pPr>
-      <w:hyperlink w:anchor="_Toc240882897" w:history="1">
+      <w:hyperlink w:anchor="_Toc241087934" w:history="1">
         <w:r>
           <w:rPr>
             <w:rStyle w:val="ae"/>
@@ -1928,7 +1928,7 @@
             <w:noProof/>
             <w:webHidden/>
           </w:rPr>
-          <w:instrText xml:space="preserve"> PAGEREF _Toc240882897 \h </w:instrText>
+          <w:instrText xml:space="preserve"> PAGEREF _Toc241087934 \h </w:instrText>
         </w:r>
         <w:r>
           <w:rPr>
@@ -1973,7 +1973,7 @@
           <w14:ligatures w14:val="standardContextual"/>
         </w:rPr>
       </w:pPr>
-      <w:hyperlink w:anchor="_Toc240882898" w:history="1">
+      <w:hyperlink w:anchor="_Toc241087935" w:history="1">
         <w:r>
           <w:rPr>
             <w:rStyle w:val="ae"/>
@@ -2007,7 +2007,7 @@
             <w:noProof/>
             <w:webHidden/>
           </w:rPr>
-          <w:instrText xml:space="preserve"> PAGEREF _Toc240882898 \h </w:instrText>
+          <w:instrText xml:space="preserve"> PAGEREF _Toc241087935 \h </w:instrText>
         </w:r>
         <w:r>
           <w:rPr>
@@ -2052,7 +2052,7 @@
           <w14:ligatures w14:val="standardContextual"/>
         </w:rPr>
       </w:pPr>
-      <w:hyperlink w:anchor="_Toc240882899" w:history="1">
+      <w:hyperlink w:anchor="_Toc241087936" w:history="1">
         <w:r>
           <w:rPr>
             <w:rStyle w:val="ae"/>
@@ -2086,7 +2086,7 @@
             <w:noProof/>
             <w:webHidden/>
           </w:rPr>
-          <w:instrText xml:space="preserve"> PAGEREF _Toc240882899 \h </w:instrText>
+          <w:instrText xml:space="preserve"> PAGEREF _Toc241087936 \h </w:instrText>
         </w:r>
         <w:r>
           <w:rPr>
@@ -2164,7 +2164,7 @@
         <w:pStyle w:val="a"/>
       </w:pPr>
       <w:bookmarkStart w:id="0" w:name="_Ref240719878"/>
-      <w:bookmarkStart w:id="1" w:name="_Toc240882878"/>
+      <w:bookmarkStart w:id="1" w:name="_Toc241087915"/>
       <w:r>
         <w:rPr>
           <w:rFonts w:hint="eastAsia"/>
@@ -2179,7 +2179,7 @@
       <w:pPr>
         <w:pStyle w:val="a0"/>
       </w:pPr>
-      <w:bookmarkStart w:id="2" w:name="_Toc240882879"/>
+      <w:bookmarkStart w:id="2" w:name="_Toc241087916"/>
       <w:r>
         <w:rPr>
           <w:rFonts w:hint="eastAsia"/>
@@ -2438,7 +2438,7 @@
       <w:pPr>
         <w:pStyle w:val="a0"/>
       </w:pPr>
-      <w:bookmarkStart w:id="3" w:name="_Toc240882880"/>
+      <w:bookmarkStart w:id="3" w:name="_Toc241087917"/>
       <w:r>
         <w:rPr>
           <w:rFonts w:hint="eastAsia"/>
@@ -2542,7 +2542,7 @@
         <w:pStyle w:val="a0"/>
       </w:pPr>
       <w:bookmarkStart w:id="4" w:name="_Ref240719866"/>
-      <w:bookmarkStart w:id="5" w:name="_Toc240882881"/>
+      <w:bookmarkStart w:id="5" w:name="_Toc241087918"/>
       <w:r>
         <w:rPr>
           <w:rFonts w:hint="eastAsia"/>
@@ -3130,7 +3130,7 @@
       <w:pPr>
         <w:pStyle w:val="a0"/>
       </w:pPr>
-      <w:bookmarkStart w:id="6" w:name="_Toc240882882"/>
+      <w:bookmarkStart w:id="6" w:name="_Toc241087919"/>
       <w:r>
         <w:rPr>
           <w:rFonts w:hint="eastAsia"/>
@@ -3202,7 +3202,7 @@
       <w:pPr>
         <w:pStyle w:val="a0"/>
       </w:pPr>
-      <w:bookmarkStart w:id="7" w:name="_Toc240882883"/>
+      <w:bookmarkStart w:id="7" w:name="_Toc241087920"/>
       <w:r>
         <w:rPr>
           <w:rFonts w:hint="eastAsia"/>
@@ -3655,7 +3655,7 @@
       <w:pPr>
         <w:pStyle w:val="a"/>
       </w:pPr>
-      <w:bookmarkStart w:id="8" w:name="_Toc240882884"/>
+      <w:bookmarkStart w:id="8" w:name="_Toc241087921"/>
       <w:r>
         <w:rPr>
           <w:rFonts w:hint="eastAsia"/>
@@ -3669,7 +3669,7 @@
       <w:pPr>
         <w:pStyle w:val="a0"/>
       </w:pPr>
-      <w:bookmarkStart w:id="9" w:name="_Toc240882885"/>
+      <w:bookmarkStart w:id="9" w:name="_Toc241087922"/>
       <w:r>
         <w:rPr>
           <w:rFonts w:hint="eastAsia"/>
@@ -6073,7 +6073,7 @@
       <w:pPr>
         <w:pStyle w:val="a0"/>
       </w:pPr>
-      <w:bookmarkStart w:id="10" w:name="_Toc240882886"/>
+      <w:bookmarkStart w:id="10" w:name="_Toc241087923"/>
       <w:r>
         <w:rPr>
           <w:rFonts w:hint="eastAsia"/>
@@ -6740,7 +6740,7 @@
       <w:pPr>
         <w:pStyle w:val="a0"/>
       </w:pPr>
-      <w:bookmarkStart w:id="11" w:name="_Toc240882887"/>
+      <w:bookmarkStart w:id="11" w:name="_Toc241087924"/>
       <w:r>
         <w:rPr>
           <w:rFonts w:hint="eastAsia"/>
@@ -6760,7 +6760,7 @@
       <w:pPr>
         <w:pStyle w:val="a1"/>
       </w:pPr>
-      <w:bookmarkStart w:id="12" w:name="_Toc240882888"/>
+      <w:bookmarkStart w:id="12" w:name="_Toc241087925"/>
       <w:r>
         <w:rPr>
           <w:rFonts w:hint="eastAsia"/>
@@ -7800,6 +7800,7 @@
       <w:r>
         <w:rPr>
           <w:rFonts w:ascii="ＭＳ 明朝" w:hAnsi="ＭＳ 明朝"/>
+          <w:noProof/>
         </w:rPr>
         <w:drawing>
           <wp:inline distT="0" distB="0" distL="0" distR="0" wp14:anchorId="3EF3E04D" wp14:editId="26CEDD9E">
@@ -8560,6 +8561,7 @@
       <w:r>
         <w:rPr>
           <w:rFonts w:ascii="ＭＳ 明朝" w:hAnsi="ＭＳ 明朝"/>
+          <w:noProof/>
         </w:rPr>
         <w:drawing>
           <wp:inline distT="0" distB="0" distL="0" distR="0" wp14:anchorId="5D3BC1D4" wp14:editId="7BA6BD49">
@@ -8878,6 +8880,7 @@
       <w:r>
         <w:rPr>
           <w:rFonts w:ascii="ＭＳ 明朝" w:hAnsi="ＭＳ 明朝"/>
+          <w:noProof/>
         </w:rPr>
         <w:drawing>
           <wp:inline distT="0" distB="0" distL="0" distR="0" wp14:anchorId="7C97DB64" wp14:editId="0D7CF123">
@@ -9243,6 +9246,7 @@
       <w:r>
         <w:rPr>
           <w:rFonts w:ascii="ＭＳ 明朝" w:hAnsi="ＭＳ 明朝"/>
+          <w:noProof/>
         </w:rPr>
         <w:drawing>
           <wp:inline distT="0" distB="0" distL="0" distR="0" wp14:anchorId="48A43A87" wp14:editId="7117FCA0">
@@ -9585,7 +9589,7 @@
       <w:pPr>
         <w:pStyle w:val="a1"/>
       </w:pPr>
-      <w:bookmarkStart w:id="13" w:name="_Toc240882889"/>
+      <w:bookmarkStart w:id="13" w:name="_Toc241087926"/>
       <w:r>
         <w:rPr>
           <w:rFonts w:hint="eastAsia"/>
@@ -10026,14 +10030,7 @@
                                 <w:rFonts w:hint="eastAsia"/>
                                 <w:color w:val="0070C0"/>
                               </w:rPr>
-                              <w:t>（</w:t>
-                            </w:r>
-                            <w:r>
-                              <w:rPr>
-                                <w:rFonts w:hint="eastAsia"/>
-                                <w:color w:val="0070C0"/>
-                              </w:rPr>
-                              <w:t>箱ひげ図）</w:t>
+                              <w:t>（箱ひげ図）</w:t>
                             </w:r>
                           </w:p>
                         </w:txbxContent>
@@ -11644,7 +11641,7 @@
       <w:pPr>
         <w:pStyle w:val="a1"/>
       </w:pPr>
-      <w:bookmarkStart w:id="14" w:name="_Toc240882890"/>
+      <w:bookmarkStart w:id="14" w:name="_Toc241087927"/>
       <w:r>
         <w:rPr>
           <w:rFonts w:hint="eastAsia"/>
@@ -12123,7 +12120,7 @@
         </w:rPr>
       </w:pPr>
     </w:p>
-    <w:bookmarkStart w:id="15" w:name="_Toc240882891"/>
+    <w:bookmarkStart w:id="15" w:name="_Toc241087928"/>
     <w:p>
       <w:pPr>
         <w:pStyle w:val="a1"/>
@@ -13822,7 +13819,7 @@
       <w:pPr>
         <w:pStyle w:val="a1"/>
       </w:pPr>
-      <w:bookmarkStart w:id="16" w:name="_Toc240882892"/>
+      <w:bookmarkStart w:id="16" w:name="_Toc241087929"/>
       <w:r>
         <w:rPr>
           <w:rFonts w:hint="eastAsia"/>
@@ -14709,7 +14706,7 @@
       <w:pPr>
         <w:pStyle w:val="a0"/>
       </w:pPr>
-      <w:bookmarkStart w:id="17" w:name="_Toc240882893"/>
+      <w:bookmarkStart w:id="17" w:name="_Toc241087930"/>
       <w:r>
         <w:rPr>
           <w:rFonts w:hint="eastAsia"/>
@@ -14723,7 +14720,7 @@
       <w:pPr>
         <w:pStyle w:val="a1"/>
       </w:pPr>
-      <w:bookmarkStart w:id="18" w:name="_Toc240882894"/>
+      <w:bookmarkStart w:id="18" w:name="_Toc241087931"/>
       <w:r>
         <w:rPr>
           <w:rFonts w:hint="eastAsia"/>
@@ -16268,6 +16265,7 @@
       <w:r>
         <w:rPr>
           <w:rFonts w:ascii="ＭＳ 明朝" w:hAnsi="ＭＳ 明朝"/>
+          <w:noProof/>
         </w:rPr>
         <w:drawing>
           <wp:inline distT="0" distB="0" distL="0" distR="0" wp14:anchorId="750AE1A7" wp14:editId="0D6D2775">
@@ -16660,6 +16658,7 @@
       <w:r>
         <w:rPr>
           <w:rFonts w:ascii="ＭＳ 明朝" w:hAnsi="ＭＳ 明朝"/>
+          <w:noProof/>
         </w:rPr>
         <w:drawing>
           <wp:inline distT="0" distB="0" distL="0" distR="0" wp14:anchorId="22DE97D1" wp14:editId="66BE457F">
@@ -17011,7 +17010,7 @@
         <w:br w:type="page"/>
       </w:r>
     </w:p>
-    <w:bookmarkStart w:id="19" w:name="_Toc240882895"/>
+    <w:bookmarkStart w:id="19" w:name="_Toc241087932"/>
     <w:p>
       <w:pPr>
         <w:pStyle w:val="a1"/>
@@ -18419,7 +18418,7 @@
         </mc:AlternateContent>
       </w:r>
     </w:p>
-    <w:bookmarkStart w:id="20" w:name="_Toc240882896"/>
+    <w:bookmarkStart w:id="20" w:name="_Toc241087933"/>
     <w:p>
       <w:pPr>
         <w:pStyle w:val="a1"/>
@@ -18836,7 +18835,7 @@
         <w:br w:type="page"/>
       </w:r>
     </w:p>
-    <w:bookmarkStart w:id="21" w:name="_Toc240882897"/>
+    <w:bookmarkStart w:id="21" w:name="_Toc241087934"/>
     <w:p>
       <w:pPr>
         <w:pStyle w:val="a1"/>
@@ -19310,7 +19309,7 @@
       <w:pPr>
         <w:pStyle w:val="a"/>
       </w:pPr>
-      <w:bookmarkStart w:id="22" w:name="_Toc240882898"/>
+      <w:bookmarkStart w:id="22" w:name="_Toc241087935"/>
       <w:r>
         <w:rPr>
           <w:rFonts w:hint="eastAsia"/>
@@ -19342,19 +19341,31 @@
         <w:rPr>
           <w:rFonts w:ascii="ＭＳ 明朝" w:hAnsi="ＭＳ 明朝" w:hint="eastAsia"/>
         </w:rPr>
-        <w:t>Ｃ、Ｄ、Ｅのファイルには、生徒毎の解答内容のほか、画面滞在時間、記述解答の内容などが記録されています。</w:t>
-      </w:r>
-    </w:p>
-    <w:p>
-      <w:pPr>
-        <w:rPr>
-          <w:rFonts w:ascii="ＭＳ 明朝" w:hAnsi="ＭＳ 明朝"/>
-        </w:rPr>
-      </w:pPr>
+        <w:t>Ｃ、Ｄ、Ｅのファイルには、</w:t>
+      </w:r>
       <w:r>
         <w:rPr>
           <w:rFonts w:ascii="ＭＳ 明朝" w:hAnsi="ＭＳ 明朝" w:hint="eastAsia"/>
         </w:rPr>
+        <w:t>児童</w:t>
+      </w:r>
+      <w:r>
+        <w:rPr>
+          <w:rFonts w:ascii="ＭＳ 明朝" w:hAnsi="ＭＳ 明朝" w:hint="eastAsia"/>
+        </w:rPr>
+        <w:t>生徒毎の解答内容のほか、画面滞在時間、記述解答の内容などが記録されています。</w:t>
+      </w:r>
+    </w:p>
+    <w:p>
+      <w:pPr>
+        <w:rPr>
+          <w:rFonts w:ascii="ＭＳ 明朝" w:hAnsi="ＭＳ 明朝"/>
+        </w:rPr>
+      </w:pPr>
+      <w:r>
+        <w:rPr>
+          <w:rFonts w:ascii="ＭＳ 明朝" w:hAnsi="ＭＳ 明朝" w:hint="eastAsia"/>
+        </w:rPr>
         <w:t xml:space="preserve">　記述解答のテキストデータを、生成AI</w:t>
       </w:r>
       <w:r>
@@ -19388,7 +19399,7 @@
       <w:pPr>
         <w:pStyle w:val="a"/>
       </w:pPr>
-      <w:bookmarkStart w:id="23" w:name="_Toc240882899"/>
+      <w:bookmarkStart w:id="23" w:name="_Toc241087936"/>
       <w:r>
         <w:rPr>
           <w:rFonts w:hint="eastAsia"/>
@@ -19648,7 +19659,7 @@
             <w:rPr>
               <w:noProof/>
             </w:rPr>
-            <w:t>II</w:t>
+            <w:t>III</w:t>
           </w:r>
           <w:r>
             <w:fldChar w:fldCharType="end"/>
@@ -19685,7 +19696,7 @@
               <w:rFonts w:hint="eastAsia"/>
               <w:noProof/>
             </w:rPr>
-            <w:t>利用手順</w:t>
+            <w:t>その他の分析</w:t>
           </w:r>
           <w:r>
             <w:fldChar w:fldCharType="end"/>
@@ -19730,7 +19741,7 @@
             <w:rPr>
               <w:noProof/>
             </w:rPr>
-            <w:t>3</w:t>
+            <w:t>4</w:t>
           </w:r>
           <w:r>
             <w:fldChar w:fldCharType="end"/>
@@ -19760,7 +19771,7 @@
             <w:rPr>
               <w:noProof/>
             </w:rPr>
-            <w:t>教科調査用ダッシュボード（学校用）</w:t>
+            <w:t>質問調査用ダッシュボード（学校用）</w:t>
           </w:r>
           <w:r>
             <w:fldChar w:fldCharType="end"/>
